--- a/ChromeExtension ItemATAPartNumber/Chrome Extension/Install Chrome Extension - ItemATAPartNumber.docx
+++ b/ChromeExtension ItemATAPartNumber/Chrome Extension/Install Chrome Extension - ItemATAPartNumber.docx
@@ -1,6 +1,6 @@
 
 <file path=word/document.xml><?xml version="1.0" encoding="utf-8"?>
-<w:document xmlns:wpc="http://schemas.microsoft.com/office/word/2010/wordprocessingCanvas" xmlns:cx="http://schemas.microsoft.com/office/drawing/2014/chartex" xmlns:cx1="http://schemas.microsoft.com/office/drawing/2015/9/8/chartex" xmlns:cx2="http://schemas.microsoft.com/office/drawing/2015/10/21/chartex" xmlns:cx3="http://schemas.microsoft.com/office/drawing/2016/5/9/chartex" xmlns:cx4="http://schemas.microsoft.com/office/drawing/2016/5/10/chartex" xmlns:cx5="http://schemas.microsoft.com/office/drawing/2016/5/11/chartex" xmlns:cx6="http://schemas.microsoft.com/office/drawing/2016/5/12/chartex" xmlns:cx7="http://schemas.microsoft.com/office/drawing/2016/5/13/chartex" xmlns:cx8="http://schemas.microsoft.com/office/drawing/2016/5/14/chartex" xmlns:mc="http://schemas.openxmlformats.org/markup-compatibility/2006" xmlns:aink="http://schemas.microsoft.com/office/drawing/2016/ink" xmlns:am3d="http://schemas.microsoft.com/office/drawing/2017/model3d" xmlns:o="urn:schemas-microsoft-com:office:office" xmlns:oel="http://schemas.microsoft.com/office/2019/extlst" xmlns:r="http://schemas.openxmlformats.org/officeDocument/2006/relationships" xmlns:m="http://schemas.openxmlformats.org/officeDocument/2006/math" xmlns:v="urn:schemas-microsoft-com:vml" xmlns:wp14="http://schemas.microsoft.com/office/word/2010/wordprocessingDrawing" xmlns:wp="http://schemas.openxmlformats.org/drawingml/2006/wordprocessingDrawing" xmlns:w10="urn:schemas-microsoft-com:office:word" xmlns:w="http://schemas.openxmlformats.org/wordprocessingml/2006/main" xmlns:w14="http://schemas.microsoft.com/office/word/2010/wordml" xmlns:w15="http://schemas.microsoft.com/office/word/2012/wordml" xmlns:w16cex="http://schemas.microsoft.com/office/word/2018/wordml/cex" xmlns:w16cid="http://schemas.microsoft.com/office/word/2016/wordml/cid" xmlns:w16="http://schemas.microsoft.com/office/word/2018/wordml" xmlns:w16du="http://schemas.microsoft.com/office/word/2023/wordml/word16du" xmlns:w16sdtdh="http://schemas.microsoft.com/office/word/2020/wordml/sdtdatahash" xmlns:w16sdtfl="http://schemas.microsoft.com/office/word/2024/wordml/sdtformatlock" xmlns:w16se="http://schemas.microsoft.com/office/word/2015/wordml/symex" xmlns:wpg="http://schemas.microsoft.com/office/word/2010/wordprocessingGroup" xmlns:wpi="http://schemas.microsoft.com/office/word/2010/wordprocessingInk" xmlns:wne="http://schemas.microsoft.com/office/word/2006/wordml" xmlns:wps="http://schemas.microsoft.com/office/word/2010/wordprocessingShape" mc:Ignorable="w14 w15 w16se w16cid w16 w16cex w16sdtdh w16sdtfl w16du wp14">
+<w:document xmlns:wpc="http://schemas.microsoft.com/office/word/2010/wordprocessingCanvas" xmlns:cx="http://schemas.microsoft.com/office/drawing/2014/chartex" xmlns:cx1="http://schemas.microsoft.com/office/drawing/2015/9/8/chartex" xmlns:cx2="http://schemas.microsoft.com/office/drawing/2015/10/21/chartex" xmlns:cx3="http://schemas.microsoft.com/office/drawing/2016/5/9/chartex" xmlns:cx4="http://schemas.microsoft.com/office/drawing/2016/5/10/chartex" xmlns:cx5="http://schemas.microsoft.com/office/drawing/2016/5/11/chartex" xmlns:cx6="http://schemas.microsoft.com/office/drawing/2016/5/12/chartex" xmlns:cx7="http://schemas.microsoft.com/office/drawing/2016/5/13/chartex" xmlns:cx8="http://schemas.microsoft.com/office/drawing/2016/5/14/chartex" xmlns:mc="http://schemas.openxmlformats.org/markup-compatibility/2006" xmlns:aink="http://schemas.microsoft.com/office/drawing/2016/ink" xmlns:am3d="http://schemas.microsoft.com/office/drawing/2017/model3d" xmlns:o="urn:schemas-microsoft-com:office:office" xmlns:oel="http://schemas.microsoft.com/office/2019/extlst" xmlns:r="http://schemas.openxmlformats.org/officeDocument/2006/relationships" xmlns:m="http://schemas.openxmlformats.org/officeDocument/2006/math" xmlns:v="urn:schemas-microsoft-com:vml" xmlns:wp14="http://schemas.microsoft.com/office/word/2010/wordprocessingDrawing" xmlns:wp="http://schemas.openxmlformats.org/drawingml/2006/wordprocessingDrawing" xmlns:w10="urn:schemas-microsoft-com:office:word" xmlns:w="http://schemas.openxmlformats.org/wordprocessingml/2006/main" xmlns:w14="http://schemas.microsoft.com/office/word/2010/wordml" xmlns:w15="http://schemas.microsoft.com/office/word/2012/wordml" xmlns:w16cei="http://schemas.microsoft.com/office/word/2026/wordml/cei" xmlns:w16cex="http://schemas.microsoft.com/office/word/2018/wordml/cex" xmlns:w16cid="http://schemas.microsoft.com/office/word/2016/wordml/cid" xmlns:w16="http://schemas.microsoft.com/office/word/2018/wordml" xmlns:w16du="http://schemas.microsoft.com/office/word/2023/wordml/word16du" xmlns:w16sdtdh="http://schemas.microsoft.com/office/word/2020/wordml/sdtdatahash" xmlns:w16sdtfl="http://schemas.microsoft.com/office/word/2024/wordml/sdtformatlock" xmlns:w16se="http://schemas.microsoft.com/office/word/2015/wordml/symex" xmlns:wpg="http://schemas.microsoft.com/office/word/2010/wordprocessingGroup" xmlns:wpi="http://schemas.microsoft.com/office/word/2010/wordprocessingInk" xmlns:wne="http://schemas.microsoft.com/office/word/2006/wordml" xmlns:wps="http://schemas.microsoft.com/office/word/2010/wordprocessingShape" mc:Ignorable="w14 w15 w16se w16cid w16 w16cex w16sdtdh w16sdtfl w16du wp14">
   <w:body>
     <w:p/>
     <w:p/>
@@ -94,6 +94,7 @@
           <w:bCs/>
         </w:rPr>
       </w:pPr>
+      <w:proofErr w:type="spellStart"/>
       <w:r>
         <w:rPr>
           <w:b/>
@@ -108,17 +109,20 @@
         </w:rPr>
         <w:t>ItemATAPartNumber</w:t>
       </w:r>
+      <w:proofErr w:type="spellEnd"/>
     </w:p>
     <w:p>
       <w:pPr>
         <w:ind w:left="720"/>
       </w:pPr>
+      <w:proofErr w:type="spellStart"/>
       <w:r>
         <w:t>ChromeExt</w:t>
       </w:r>
       <w:r>
         <w:t>ItemATAPartNumber</w:t>
       </w:r>
+      <w:proofErr w:type="spellEnd"/>
       <w:r>
         <w:t xml:space="preserve"> is </w:t>
       </w:r>
@@ -772,6 +776,9 @@
         <w:jc w:val="center"/>
       </w:pPr>
       <w:r>
+        <w:rPr>
+          <w:noProof/>
+        </w:rPr>
         <w:drawing>
           <wp:inline distT="0" distB="0" distL="0" distR="0" wp14:anchorId="52E49DE1" wp14:editId="4443CCD9">
             <wp:extent cx="5724525" cy="3161332"/>
@@ -821,10 +828,10 @@
       <w:r>
         <w:lastRenderedPageBreak/>
         <w:drawing>
-          <wp:inline distT="0" distB="0" distL="0" distR="0" wp14:anchorId="65DD07AD" wp14:editId="6B7C6A30">
-            <wp:extent cx="3982006" cy="2124371"/>
-            <wp:effectExtent l="0" t="0" r="0" b="0"/>
-            <wp:docPr id="548269185" name="Picture 1"/>
+          <wp:inline distT="0" distB="0" distL="0" distR="0" wp14:anchorId="67E0DD17" wp14:editId="388EAED2">
+            <wp:extent cx="3972479" cy="2229161"/>
+            <wp:effectExtent l="0" t="0" r="9525" b="0"/>
+            <wp:docPr id="153768358" name="Picture 1"/>
             <wp:cNvGraphicFramePr>
               <a:graphicFrameLocks xmlns:a="http://schemas.openxmlformats.org/drawingml/2006/main" noChangeAspect="1"/>
             </wp:cNvGraphicFramePr>
@@ -832,7 +839,7 @@
               <a:graphicData uri="http://schemas.openxmlformats.org/drawingml/2006/picture">
                 <pic:pic xmlns:pic="http://schemas.openxmlformats.org/drawingml/2006/picture">
                   <pic:nvPicPr>
-                    <pic:cNvPr id="548269185" name=""/>
+                    <pic:cNvPr id="153768358" name=""/>
                     <pic:cNvPicPr/>
                   </pic:nvPicPr>
                   <pic:blipFill>
@@ -844,7 +851,7 @@
                   <pic:spPr>
                     <a:xfrm>
                       <a:off x="0" y="0"/>
-                      <a:ext cx="3982006" cy="2124371"/>
+                      <a:ext cx="3972479" cy="2229161"/>
                     </a:xfrm>
                     <a:prstGeom prst="rect">
                       <a:avLst/>
@@ -1037,17 +1044,16 @@
         <w:t>The following dialog will be opened</w:t>
       </w:r>
     </w:p>
-    <w:p/>
     <w:p>
       <w:r>
         <w:rPr>
           <w:noProof/>
         </w:rPr>
         <w:drawing>
-          <wp:inline distT="0" distB="0" distL="0" distR="0" wp14:anchorId="4ACF5AFB" wp14:editId="03CF0B46">
-            <wp:extent cx="3076575" cy="2514600"/>
-            <wp:effectExtent l="0" t="0" r="9525" b="0"/>
-            <wp:docPr id="1611166051" name="Picture 15"/>
+          <wp:inline distT="0" distB="0" distL="0" distR="0" wp14:anchorId="1CBAD828" wp14:editId="4C8E3652">
+            <wp:extent cx="3086100" cy="2352675"/>
+            <wp:effectExtent l="0" t="0" r="0" b="9525"/>
+            <wp:docPr id="199185503" name="Picture 6"/>
             <wp:cNvGraphicFramePr>
               <a:graphicFrameLocks xmlns:a="http://schemas.openxmlformats.org/drawingml/2006/main" noChangeAspect="1"/>
             </wp:cNvGraphicFramePr>
@@ -1055,7 +1061,7 @@
               <a:graphicData uri="http://schemas.openxmlformats.org/drawingml/2006/picture">
                 <pic:pic xmlns:pic="http://schemas.openxmlformats.org/drawingml/2006/picture">
                   <pic:nvPicPr>
-                    <pic:cNvPr id="0" name="Picture 2"/>
+                    <pic:cNvPr id="0" name="Picture 1"/>
                     <pic:cNvPicPr>
                       <a:picLocks noChangeAspect="1" noChangeArrowheads="1"/>
                     </pic:cNvPicPr>
@@ -1076,7 +1082,7 @@
                   <pic:spPr bwMode="auto">
                     <a:xfrm>
                       <a:off x="0" y="0"/>
-                      <a:ext cx="3076575" cy="2514600"/>
+                      <a:ext cx="3086100" cy="2352675"/>
                     </a:xfrm>
                     <a:prstGeom prst="rect">
                       <a:avLst/>
@@ -1095,27 +1101,26 @@
     </w:p>
     <w:p>
       <w:r>
+        <w:t xml:space="preserve">Click on pin icon. The Extension </w:t>
+      </w:r>
+      <w:r>
+        <w:t>will get</w:t>
+      </w:r>
+      <w:r>
+        <w:t xml:space="preserve"> added to Chrome as shown below</w:t>
+      </w:r>
+    </w:p>
+    <w:p>
+      <w:r>
+        <w:rPr>
+          <w:noProof/>
+        </w:rPr>
         <w:lastRenderedPageBreak/>
-        <w:t xml:space="preserve">Click on above pin icon. The Extension </w:t>
-      </w:r>
-      <w:r>
-        <w:t>will get</w:t>
-      </w:r>
-      <w:r>
-        <w:t xml:space="preserve"> added to Chrome as shown below</w:t>
-      </w:r>
-    </w:p>
-    <w:p/>
-    <w:p>
-      <w:r>
-        <w:rPr>
-          <w:noProof/>
-        </w:rPr>
         <w:drawing>
-          <wp:inline distT="0" distB="0" distL="0" distR="0" wp14:anchorId="6A6B4F26" wp14:editId="7A08B13F">
-            <wp:extent cx="3076575" cy="2038350"/>
-            <wp:effectExtent l="0" t="0" r="9525" b="0"/>
-            <wp:docPr id="2086949352" name="Picture 16"/>
+          <wp:inline distT="0" distB="0" distL="0" distR="0" wp14:anchorId="717CDCC0" wp14:editId="39F8B573">
+            <wp:extent cx="3086100" cy="4048125"/>
+            <wp:effectExtent l="0" t="0" r="0" b="9525"/>
+            <wp:docPr id="1717313938" name="Picture 8"/>
             <wp:cNvGraphicFramePr>
               <a:graphicFrameLocks xmlns:a="http://schemas.openxmlformats.org/drawingml/2006/main" noChangeAspect="1"/>
             </wp:cNvGraphicFramePr>
@@ -1144,7 +1149,7 @@
                   <pic:spPr bwMode="auto">
                     <a:xfrm>
                       <a:off x="0" y="0"/>
-                      <a:ext cx="3076575" cy="2038350"/>
+                      <a:ext cx="3086100" cy="4048125"/>
                     </a:xfrm>
                     <a:prstGeom prst="rect">
                       <a:avLst/>
@@ -1161,15 +1166,116 @@
         </w:drawing>
       </w:r>
     </w:p>
-    <w:p>
-      <w:r>
-        <w:rPr>
-          <w:b/>
-          <w:bCs/>
-          <w:color w:val="00B0F0"/>
-          <w:sz w:val="32"/>
-          <w:szCs w:val="32"/>
-        </w:rPr>
+    <w:p/>
+    <w:p>
+      <w:pPr>
+        <w:rPr>
+          <w:b/>
+          <w:bCs/>
+          <w:color w:val="00B0F0"/>
+          <w:sz w:val="32"/>
+          <w:szCs w:val="32"/>
+        </w:rPr>
+      </w:pPr>
+    </w:p>
+    <w:p>
+      <w:pPr>
+        <w:rPr>
+          <w:b/>
+          <w:bCs/>
+          <w:color w:val="00B0F0"/>
+          <w:sz w:val="32"/>
+          <w:szCs w:val="32"/>
+        </w:rPr>
+      </w:pPr>
+    </w:p>
+    <w:p>
+      <w:pPr>
+        <w:rPr>
+          <w:b/>
+          <w:bCs/>
+          <w:color w:val="00B0F0"/>
+          <w:sz w:val="32"/>
+          <w:szCs w:val="32"/>
+        </w:rPr>
+      </w:pPr>
+    </w:p>
+    <w:p>
+      <w:pPr>
+        <w:rPr>
+          <w:b/>
+          <w:bCs/>
+          <w:color w:val="00B0F0"/>
+          <w:sz w:val="32"/>
+          <w:szCs w:val="32"/>
+        </w:rPr>
+      </w:pPr>
+    </w:p>
+    <w:p>
+      <w:pPr>
+        <w:rPr>
+          <w:b/>
+          <w:bCs/>
+          <w:color w:val="00B0F0"/>
+          <w:sz w:val="32"/>
+          <w:szCs w:val="32"/>
+        </w:rPr>
+      </w:pPr>
+    </w:p>
+    <w:p>
+      <w:pPr>
+        <w:rPr>
+          <w:b/>
+          <w:bCs/>
+          <w:color w:val="00B0F0"/>
+          <w:sz w:val="32"/>
+          <w:szCs w:val="32"/>
+        </w:rPr>
+      </w:pPr>
+    </w:p>
+    <w:p>
+      <w:pPr>
+        <w:rPr>
+          <w:b/>
+          <w:bCs/>
+          <w:color w:val="00B0F0"/>
+          <w:sz w:val="32"/>
+          <w:szCs w:val="32"/>
+        </w:rPr>
+      </w:pPr>
+    </w:p>
+    <w:p>
+      <w:pPr>
+        <w:rPr>
+          <w:b/>
+          <w:bCs/>
+          <w:color w:val="00B0F0"/>
+          <w:sz w:val="32"/>
+          <w:szCs w:val="32"/>
+        </w:rPr>
+      </w:pPr>
+    </w:p>
+    <w:p>
+      <w:pPr>
+        <w:rPr>
+          <w:b/>
+          <w:bCs/>
+          <w:color w:val="00B0F0"/>
+          <w:sz w:val="32"/>
+          <w:szCs w:val="32"/>
+        </w:rPr>
+      </w:pPr>
+    </w:p>
+    <w:p>
+      <w:r>
+        <w:rPr>
+          <w:b/>
+          <w:bCs/>
+          <w:color w:val="00B0F0"/>
+          <w:sz w:val="32"/>
+          <w:szCs w:val="32"/>
+        </w:rPr>
+        <w:lastRenderedPageBreak/>
         <w:t xml:space="preserve">How to change </w:t>
       </w:r>
       <w:r>
@@ -1204,14 +1310,11 @@
     </w:p>
     <w:p>
       <w:r>
-        <w:rPr>
-          <w:noProof/>
-        </w:rPr>
         <w:drawing>
-          <wp:inline distT="0" distB="0" distL="0" distR="0" wp14:anchorId="181FB991" wp14:editId="141E9F55">
-            <wp:extent cx="714375" cy="333375"/>
-            <wp:effectExtent l="0" t="0" r="9525" b="9525"/>
-            <wp:docPr id="2083718244" name="Picture 17"/>
+          <wp:inline distT="0" distB="0" distL="0" distR="0" wp14:anchorId="2BF610A1" wp14:editId="19E8C5D6">
+            <wp:extent cx="743054" cy="371527"/>
+            <wp:effectExtent l="0" t="0" r="0" b="9525"/>
+            <wp:docPr id="2102207229" name="Picture 1"/>
             <wp:cNvGraphicFramePr>
               <a:graphicFrameLocks xmlns:a="http://schemas.openxmlformats.org/drawingml/2006/main" noChangeAspect="1"/>
             </wp:cNvGraphicFramePr>
@@ -1219,36 +1322,23 @@
               <a:graphicData uri="http://schemas.openxmlformats.org/drawingml/2006/picture">
                 <pic:pic xmlns:pic="http://schemas.openxmlformats.org/drawingml/2006/picture">
                   <pic:nvPicPr>
-                    <pic:cNvPr id="0" name="Picture 4"/>
-                    <pic:cNvPicPr>
-                      <a:picLocks noChangeAspect="1" noChangeArrowheads="1"/>
-                    </pic:cNvPicPr>
+                    <pic:cNvPr id="2102207229" name=""/>
+                    <pic:cNvPicPr/>
                   </pic:nvPicPr>
                   <pic:blipFill>
-                    <a:blip r:embed="rId17">
-                      <a:extLst>
-                        <a:ext uri="{28A0092B-C50C-407E-A947-70E740481C1C}">
-                          <a14:useLocalDpi xmlns:a14="http://schemas.microsoft.com/office/drawing/2010/main" val="0"/>
-                        </a:ext>
-                      </a:extLst>
-                    </a:blip>
-                    <a:srcRect/>
+                    <a:blip r:embed="rId17"/>
                     <a:stretch>
                       <a:fillRect/>
                     </a:stretch>
                   </pic:blipFill>
-                  <pic:spPr bwMode="auto">
+                  <pic:spPr>
                     <a:xfrm>
                       <a:off x="0" y="0"/>
-                      <a:ext cx="714375" cy="333375"/>
+                      <a:ext cx="743054" cy="371527"/>
                     </a:xfrm>
                     <a:prstGeom prst="rect">
                       <a:avLst/>
                     </a:prstGeom>
-                    <a:noFill/>
-                    <a:ln>
-                      <a:noFill/>
-                    </a:ln>
                   </pic:spPr>
                 </pic:pic>
               </a:graphicData>
@@ -1273,17 +1363,15 @@
       <w:r>
         <w:t>” with new icon and click on refresh as shown below in the extension. The new icon will be updated.</w:t>
       </w:r>
-    </w:p>
-    <w:p>
       <w:r>
         <w:rPr>
           <w:noProof/>
         </w:rPr>
         <w:drawing>
-          <wp:inline distT="0" distB="0" distL="0" distR="0" wp14:anchorId="74AEA161" wp14:editId="10B21DEC">
-            <wp:extent cx="3971925" cy="2114550"/>
-            <wp:effectExtent l="0" t="0" r="9525" b="0"/>
-            <wp:docPr id="1595036759" name="Picture 19"/>
+          <wp:inline distT="0" distB="0" distL="0" distR="0" wp14:anchorId="612EE293" wp14:editId="1A539342">
+            <wp:extent cx="5943600" cy="2133600"/>
+            <wp:effectExtent l="0" t="0" r="0" b="0"/>
+            <wp:docPr id="2079269296" name="Picture 7"/>
             <wp:cNvGraphicFramePr>
               <a:graphicFrameLocks xmlns:a="http://schemas.openxmlformats.org/drawingml/2006/main" noChangeAspect="1"/>
             </wp:cNvGraphicFramePr>
@@ -1291,7 +1379,7 @@
               <a:graphicData uri="http://schemas.openxmlformats.org/drawingml/2006/picture">
                 <pic:pic xmlns:pic="http://schemas.openxmlformats.org/drawingml/2006/picture">
                   <pic:nvPicPr>
-                    <pic:cNvPr id="0" name="Picture 6"/>
+                    <pic:cNvPr id="0" name="Picture 2"/>
                     <pic:cNvPicPr>
                       <a:picLocks noChangeAspect="1" noChangeArrowheads="1"/>
                     </pic:cNvPicPr>
@@ -1312,7 +1400,7 @@
                   <pic:spPr bwMode="auto">
                     <a:xfrm>
                       <a:off x="0" y="0"/>
-                      <a:ext cx="3971925" cy="2114550"/>
+                      <a:ext cx="5943600" cy="2133600"/>
                     </a:xfrm>
                     <a:prstGeom prst="rect">
                       <a:avLst/>
@@ -1330,30 +1418,24 @@
       </w:r>
     </w:p>
     <w:p/>
-    <w:p/>
-    <w:p/>
-    <w:p/>
-    <w:p/>
-    <w:p/>
-    <w:p>
-      <w:pPr>
-        <w:rPr>
-          <w:b/>
-          <w:bCs/>
-          <w:color w:val="00B0F0"/>
-          <w:sz w:val="32"/>
-          <w:szCs w:val="32"/>
-        </w:rPr>
-      </w:pPr>
-      <w:r>
-        <w:rPr>
-          <w:b/>
-          <w:bCs/>
-          <w:color w:val="00B0F0"/>
-          <w:sz w:val="32"/>
-          <w:szCs w:val="32"/>
-        </w:rPr>
-        <w:lastRenderedPageBreak/>
+    <w:p>
+      <w:pPr>
+        <w:rPr>
+          <w:b/>
+          <w:bCs/>
+          <w:color w:val="00B0F0"/>
+          <w:sz w:val="32"/>
+          <w:szCs w:val="32"/>
+        </w:rPr>
+      </w:pPr>
+      <w:r>
+        <w:rPr>
+          <w:b/>
+          <w:bCs/>
+          <w:color w:val="00B0F0"/>
+          <w:sz w:val="32"/>
+          <w:szCs w:val="32"/>
+        </w:rPr>
         <w:t xml:space="preserve">How Deploy </w:t>
       </w:r>
       <w:r>
@@ -1366,6 +1448,7 @@
         </w:rPr>
         <w:t>“</w:t>
       </w:r>
+      <w:proofErr w:type="spellStart"/>
       <w:r>
         <w:rPr>
           <w:b/>
@@ -1376,6 +1459,7 @@
         </w:rPr>
         <w:t>ChromeExtItemATAPartNumber</w:t>
       </w:r>
+      <w:proofErr w:type="spellEnd"/>
       <w:r>
         <w:rPr>
           <w:b/>
@@ -1401,9 +1485,12 @@
       <w:r>
         <w:t>Copy the “</w:t>
       </w:r>
+      <w:proofErr w:type="spellStart"/>
+      <w:proofErr w:type="gramStart"/>
       <w:r>
         <w:t>ChromeExtItemATAPartNumber</w:t>
       </w:r>
+      <w:proofErr w:type="spellEnd"/>
       <w:r>
         <w:t>”</w:t>
       </w:r>
@@ -1411,7 +1498,11 @@
         <w:t xml:space="preserve"> </w:t>
       </w:r>
       <w:r>
-        <w:t xml:space="preserve"> folder in </w:t>
+        <w:t xml:space="preserve"> folder</w:t>
+      </w:r>
+      <w:proofErr w:type="gramEnd"/>
+      <w:r>
+        <w:t xml:space="preserve"> in </w:t>
       </w:r>
       <w:r>
         <w:t>C:\inetpub\wwwroot</w:t>
@@ -1488,11 +1579,21 @@
     </w:p>
     <w:p>
       <w:r>
-        <w:t xml:space="preserve">Once IIS is opened, go to Sites-&gt;Default Websites. User can see </w:t>
-      </w:r>
+        <w:t xml:space="preserve">Once IIS is opened, go to Sites-&gt;Default Websites. </w:t>
+      </w:r>
+      <w:proofErr w:type="gramStart"/>
+      <w:r>
+        <w:t>User</w:t>
+      </w:r>
+      <w:proofErr w:type="gramEnd"/>
+      <w:r>
+        <w:t xml:space="preserve"> can see </w:t>
+      </w:r>
+      <w:proofErr w:type="spellStart"/>
       <w:r>
         <w:t>ChromeExtItemATAPartNumber</w:t>
       </w:r>
+      <w:proofErr w:type="spellEnd"/>
       <w:r>
         <w:t xml:space="preserve"> </w:t>
       </w:r>
@@ -1502,6 +1603,10 @@
     </w:p>
     <w:p>
       <w:r>
+        <w:rPr>
+          <w:noProof/>
+        </w:rPr>
+        <w:lastRenderedPageBreak/>
         <w:drawing>
           <wp:inline distT="0" distB="0" distL="0" distR="0" wp14:anchorId="5F5E0F85" wp14:editId="36863F5A">
             <wp:extent cx="5344271" cy="2991267"/>
@@ -1547,7 +1652,15 @@
         <w:t>will be</w:t>
       </w:r>
       <w:r>
-        <w:t xml:space="preserve"> deployed at the </w:t>
+        <w:t xml:space="preserve"> deployed </w:t>
+      </w:r>
+      <w:proofErr w:type="gramStart"/>
+      <w:r>
+        <w:t>at</w:t>
+      </w:r>
+      <w:proofErr w:type="gramEnd"/>
+      <w:r>
+        <w:t xml:space="preserve"> the </w:t>
       </w:r>
       <w:r>
         <w:t xml:space="preserve">local </w:t>
@@ -1576,7 +1689,6 @@
           <w:sz w:val="32"/>
           <w:szCs w:val="32"/>
         </w:rPr>
-        <w:lastRenderedPageBreak/>
         <w:t xml:space="preserve">How to </w:t>
       </w:r>
       <w:r>
@@ -1629,9 +1741,11 @@
       <w:r>
         <w:t xml:space="preserve"> folder, open the “</w:t>
       </w:r>
+      <w:proofErr w:type="spellStart"/>
       <w:r>
         <w:t>Web.config</w:t>
       </w:r>
+      <w:proofErr w:type="spellEnd"/>
       <w:r>
         <w:t>” file</w:t>
       </w:r>
@@ -1696,9 +1810,11 @@
           <w:numId w:val="1"/>
         </w:numPr>
       </w:pPr>
+      <w:proofErr w:type="spellStart"/>
       <w:r>
         <w:t>RemoteSystem</w:t>
       </w:r>
+      <w:proofErr w:type="spellEnd"/>
     </w:p>
     <w:p>
       <w:pPr>
@@ -1745,7 +1861,7 @@
 </file>
 
 <file path=word/numbering.xml><?xml version="1.0" encoding="utf-8"?>
-<w:numbering xmlns:wpc="http://schemas.microsoft.com/office/word/2010/wordprocessingCanvas" xmlns:cx="http://schemas.microsoft.com/office/drawing/2014/chartex" xmlns:cx1="http://schemas.microsoft.com/office/drawing/2015/9/8/chartex" xmlns:cx2="http://schemas.microsoft.com/office/drawing/2015/10/21/chartex" xmlns:cx3="http://schemas.microsoft.com/office/drawing/2016/5/9/chartex" xmlns:cx4="http://schemas.microsoft.com/office/drawing/2016/5/10/chartex" xmlns:cx5="http://schemas.microsoft.com/office/drawing/2016/5/11/chartex" xmlns:cx6="http://schemas.microsoft.com/office/drawing/2016/5/12/chartex" xmlns:cx7="http://schemas.microsoft.com/office/drawing/2016/5/13/chartex" xmlns:cx8="http://schemas.microsoft.com/office/drawing/2016/5/14/chartex" xmlns:mc="http://schemas.openxmlformats.org/markup-compatibility/2006" xmlns:aink="http://schemas.microsoft.com/office/drawing/2016/ink" xmlns:am3d="http://schemas.microsoft.com/office/drawing/2017/model3d" xmlns:o="urn:schemas-microsoft-com:office:office" xmlns:oel="http://schemas.microsoft.com/office/2019/extlst" xmlns:r="http://schemas.openxmlformats.org/officeDocument/2006/relationships" xmlns:m="http://schemas.openxmlformats.org/officeDocument/2006/math" xmlns:v="urn:schemas-microsoft-com:vml" xmlns:wp14="http://schemas.microsoft.com/office/word/2010/wordprocessingDrawing" xmlns:wp="http://schemas.openxmlformats.org/drawingml/2006/wordprocessingDrawing" xmlns:w10="urn:schemas-microsoft-com:office:word" xmlns:w="http://schemas.openxmlformats.org/wordprocessingml/2006/main" xmlns:w14="http://schemas.microsoft.com/office/word/2010/wordml" xmlns:w15="http://schemas.microsoft.com/office/word/2012/wordml" xmlns:w16cex="http://schemas.microsoft.com/office/word/2018/wordml/cex" xmlns:w16cid="http://schemas.microsoft.com/office/word/2016/wordml/cid" xmlns:w16="http://schemas.microsoft.com/office/word/2018/wordml" xmlns:w16du="http://schemas.microsoft.com/office/word/2023/wordml/word16du" xmlns:w16sdtdh="http://schemas.microsoft.com/office/word/2020/wordml/sdtdatahash" xmlns:w16sdtfl="http://schemas.microsoft.com/office/word/2024/wordml/sdtformatlock" xmlns:w16se="http://schemas.microsoft.com/office/word/2015/wordml/symex" xmlns:wpg="http://schemas.microsoft.com/office/word/2010/wordprocessingGroup" xmlns:wpi="http://schemas.microsoft.com/office/word/2010/wordprocessingInk" xmlns:wne="http://schemas.microsoft.com/office/word/2006/wordml" xmlns:wps="http://schemas.microsoft.com/office/word/2010/wordprocessingShape" mc:Ignorable="w14 w15 w16se w16cid w16 w16cex w16sdtdh w16sdtfl w16du wp14">
+<w:numbering xmlns:wpc="http://schemas.microsoft.com/office/word/2010/wordprocessingCanvas" xmlns:cx="http://schemas.microsoft.com/office/drawing/2014/chartex" xmlns:cx1="http://schemas.microsoft.com/office/drawing/2015/9/8/chartex" xmlns:cx2="http://schemas.microsoft.com/office/drawing/2015/10/21/chartex" xmlns:cx3="http://schemas.microsoft.com/office/drawing/2016/5/9/chartex" xmlns:cx4="http://schemas.microsoft.com/office/drawing/2016/5/10/chartex" xmlns:cx5="http://schemas.microsoft.com/office/drawing/2016/5/11/chartex" xmlns:cx6="http://schemas.microsoft.com/office/drawing/2016/5/12/chartex" xmlns:cx7="http://schemas.microsoft.com/office/drawing/2016/5/13/chartex" xmlns:cx8="http://schemas.microsoft.com/office/drawing/2016/5/14/chartex" xmlns:mc="http://schemas.openxmlformats.org/markup-compatibility/2006" xmlns:aink="http://schemas.microsoft.com/office/drawing/2016/ink" xmlns:am3d="http://schemas.microsoft.com/office/drawing/2017/model3d" xmlns:o="urn:schemas-microsoft-com:office:office" xmlns:oel="http://schemas.microsoft.com/office/2019/extlst" xmlns:r="http://schemas.openxmlformats.org/officeDocument/2006/relationships" xmlns:m="http://schemas.openxmlformats.org/officeDocument/2006/math" xmlns:v="urn:schemas-microsoft-com:vml" xmlns:wp14="http://schemas.microsoft.com/office/word/2010/wordprocessingDrawing" xmlns:wp="http://schemas.openxmlformats.org/drawingml/2006/wordprocessingDrawing" xmlns:w10="urn:schemas-microsoft-com:office:word" xmlns:w="http://schemas.openxmlformats.org/wordprocessingml/2006/main" xmlns:w14="http://schemas.microsoft.com/office/word/2010/wordml" xmlns:w15="http://schemas.microsoft.com/office/word/2012/wordml" xmlns:w16cei="http://schemas.microsoft.com/office/word/2026/wordml/cei" xmlns:w16cex="http://schemas.microsoft.com/office/word/2018/wordml/cex" xmlns:w16cid="http://schemas.microsoft.com/office/word/2016/wordml/cid" xmlns:w16="http://schemas.microsoft.com/office/word/2018/wordml" xmlns:w16du="http://schemas.microsoft.com/office/word/2023/wordml/word16du" xmlns:w16sdtdh="http://schemas.microsoft.com/office/word/2020/wordml/sdtdatahash" xmlns:w16sdtfl="http://schemas.microsoft.com/office/word/2024/wordml/sdtformatlock" xmlns:w16se="http://schemas.microsoft.com/office/word/2015/wordml/symex" xmlns:wpg="http://schemas.microsoft.com/office/word/2010/wordprocessingGroup" xmlns:wpi="http://schemas.microsoft.com/office/word/2010/wordprocessingInk" xmlns:wne="http://schemas.microsoft.com/office/word/2006/wordml" xmlns:wps="http://schemas.microsoft.com/office/word/2010/wordprocessingShape" mc:Ignorable="w14 w15 w16se w16cid w16 w16cex w16sdtdh w16sdtfl w16du wp14">
   <w:abstractNum w:abstractNumId="0" w15:restartNumberingAfterBreak="0">
     <w:nsid w:val="3D5D4E16"/>
     <w:multiLevelType w:val="hybridMultilevel"/>
